--- a/docs/recover/福建师范大学协和学院2025－2026学年第二学期2025级数媒专业面向对象程序设计机考试卷(B).docx
+++ b/docs/recover/福建师范大学协和学院2025－2026学年第二学期2025级数媒专业面向对象程序设计机考试卷(B).docx
@@ -38,7 +38,7 @@
           <w:sz w:val="24"/>
           <w:rFonts w:ascii="黑体" w:hAnsi="黑体" w:cs="黑体" w:eastAsia="黑体"/>
         </w:rPr>
-        <w:t>一、单选题（共15题，共30分）</w:t>
+        <w:t>一、单选题（共14题，共28分）</w:t>
       </w:r>
     </w:p>
     <w:p>
@@ -332,64 +332,7 @@
           <w:rFonts w:ascii="宋体" w:hAnsi="宋体" w:cs="宋体" w:eastAsia="宋体"/>
           <w:sz w:val="21"/>
         </w:rPr>
-        <w:t>6. (2分) 以下属于面向对象的特征的是(C,D)。(两项)</w:t>
-      </w:r>
-    </w:p>
-    <w:p>
-      <w:pPr>
-        <w:ind w:left="720"/>
-      </w:pPr>
-      <w:r>
-        <w:rPr>
-          <w:rFonts w:ascii="宋体" w:hAnsi="宋体" w:cs="宋体" w:eastAsia="宋体"/>
-          <w:sz w:val="21"/>
-        </w:rPr>
-        <w:t>A. 重载</w:t>
-      </w:r>
-    </w:p>
-    <w:p>
-      <w:pPr>
-        <w:ind w:left="720"/>
-      </w:pPr>
-      <w:r>
-        <w:rPr>
-          <w:rFonts w:ascii="宋体" w:hAnsi="宋体" w:cs="宋体" w:eastAsia="宋体"/>
-          <w:sz w:val="21"/>
-        </w:rPr>
-        <w:t>B. 重写</w:t>
-      </w:r>
-    </w:p>
-    <w:p>
-      <w:pPr>
-        <w:ind w:left="720"/>
-      </w:pPr>
-      <w:r>
-        <w:rPr>
-          <w:rFonts w:ascii="宋体" w:hAnsi="宋体" w:cs="宋体" w:eastAsia="宋体"/>
-          <w:sz w:val="21"/>
-        </w:rPr>
-        <w:t>C. 封装</w:t>
-      </w:r>
-    </w:p>
-    <w:p>
-      <w:pPr>
-        <w:ind w:left="720"/>
-      </w:pPr>
-      <w:r>
-        <w:rPr>
-          <w:rFonts w:ascii="宋体" w:hAnsi="宋体" w:cs="宋体" w:eastAsia="宋体"/>
-          <w:sz w:val="21"/>
-        </w:rPr>
-        <w:t>D. 继承</w:t>
-      </w:r>
-    </w:p>
-    <w:p>
-      <w:r>
-        <w:rPr>
-          <w:rFonts w:ascii="宋体" w:hAnsi="宋体" w:cs="宋体" w:eastAsia="宋体"/>
-          <w:sz w:val="21"/>
-        </w:rPr>
-        <w:t xml:space="preserve">7. (2分) 定义在 </w:t>
+        <w:t xml:space="preserve">6. (2分) 定义在 </w:t>
       </w:r>
       <w:r>
         <w:rPr>
@@ -474,7 +417,7 @@
           <w:rFonts w:ascii="宋体" w:hAnsi="宋体" w:cs="宋体" w:eastAsia="宋体"/>
           <w:sz w:val="21"/>
         </w:rPr>
-        <w:t>8. (2分) 能作为类的修饰符，也能作为类成员的修饰符的是（ ）</w:t>
+        <w:t>7. (2分) 能作为类的修饰符，也能作为类成员的修饰符的是（ ）</w:t>
       </w:r>
     </w:p>
     <w:p>
@@ -531,7 +474,7 @@
           <w:rFonts w:ascii="宋体" w:hAnsi="宋体" w:cs="宋体" w:eastAsia="宋体"/>
           <w:sz w:val="21"/>
         </w:rPr>
-        <w:t>9. (2分) 关键字（ ）表明一个对象或变量在初始化后不能修改。</w:t>
+        <w:t>8. (2分) 关键字（ ）表明一个对象或变量在初始化后不能修改。</w:t>
       </w:r>
     </w:p>
     <w:p>
@@ -588,7 +531,7 @@
           <w:rFonts w:ascii="宋体" w:hAnsi="宋体" w:cs="宋体" w:eastAsia="宋体"/>
           <w:sz w:val="21"/>
         </w:rPr>
-        <w:t>10. (2分) 现有两个类A、B，表示B继承A的是（ ）</w:t>
+        <w:t>9. (2分) 现有两个类A、B，表示B继承A的是（ ）</w:t>
       </w:r>
     </w:p>
     <w:p>
@@ -645,7 +588,7 @@
           <w:rFonts w:ascii="宋体" w:hAnsi="宋体" w:cs="宋体" w:eastAsia="宋体"/>
           <w:sz w:val="21"/>
         </w:rPr>
-        <w:t>11. (2分) 以下关于Java语言继承的说法，正确的是（ ）</w:t>
+        <w:t>10. (2分) 以下关于Java语言继承的说法，正确的是（ ）</w:t>
       </w:r>
     </w:p>
     <w:p>
@@ -702,7 +645,7 @@
           <w:rFonts w:ascii="宋体" w:hAnsi="宋体" w:cs="宋体" w:eastAsia="宋体"/>
           <w:sz w:val="21"/>
         </w:rPr>
-        <w:t>12. (2分) 在异常处理中，释放资源、关闭文件等，由（ ）来完成。</w:t>
+        <w:t>11. (2分) 在异常处理中，释放资源、关闭文件等，由（ ）来完成。</w:t>
       </w:r>
     </w:p>
     <w:p>
@@ -759,7 +702,7 @@
           <w:rFonts w:ascii="宋体" w:hAnsi="宋体" w:cs="宋体" w:eastAsia="宋体"/>
           <w:sz w:val="21"/>
         </w:rPr>
-        <w:t>13. (2分) 下列关于异常的说法，正确的是（ ）</w:t>
+        <w:t>12. (2分) 下列关于异常的说法，正确的是（ ）</w:t>
       </w:r>
     </w:p>
     <w:p>
@@ -816,7 +759,7 @@
           <w:rFonts w:ascii="宋体" w:hAnsi="宋体" w:cs="宋体" w:eastAsia="宋体"/>
           <w:sz w:val="21"/>
         </w:rPr>
-        <w:t>14. (2分) 以下哪个不是 Java 基本类型的包装类？</w:t>
+        <w:t>13. (2分) 以下哪个不是 Java 基本类型的包装类？</w:t>
       </w:r>
     </w:p>
     <w:p>
@@ -873,7 +816,7 @@
           <w:rFonts w:ascii="宋体" w:hAnsi="宋体" w:cs="宋体" w:eastAsia="宋体"/>
           <w:sz w:val="21"/>
         </w:rPr>
-        <w:t>15. (2分) 以下说法错误的是？</w:t>
+        <w:t>14. (2分) 以下说法错误的是？</w:t>
       </w:r>
     </w:p>
     <w:p>
@@ -930,52 +873,64 @@
           <w:sz w:val="24"/>
           <w:rFonts w:ascii="黑体" w:hAnsi="黑体" w:cs="黑体" w:eastAsia="黑体"/>
         </w:rPr>
-        <w:t>二、填空题（共5题，共10分）</w:t>
-      </w:r>
-    </w:p>
-    <w:p>
-      <w:r>
-        <w:rPr>
-          <w:rFonts w:ascii="宋体" w:hAnsi="宋体" w:cs="宋体" w:eastAsia="宋体"/>
-          <w:sz w:val="21"/>
-        </w:rPr>
-        <w:t>1. (2分) 选择结构也称______，其根据条件的成立与否来决定要执行哪些语句。</w:t>
-      </w:r>
-    </w:p>
-    <w:p>
-      <w:r>
-        <w:rPr>
-          <w:rFonts w:ascii="宋体" w:hAnsi="宋体" w:cs="宋体" w:eastAsia="宋体"/>
-          <w:sz w:val="21"/>
-        </w:rPr>
-        <w:t>2. (2分) 数据类型转换方式分为自动类型转换和______两种。</w:t>
-      </w:r>
-    </w:p>
-    <w:p>
-      <w:r>
-        <w:rPr>
-          <w:rFonts w:ascii="宋体" w:hAnsi="宋体" w:cs="宋体" w:eastAsia="宋体"/>
-          <w:sz w:val="21"/>
-        </w:rPr>
-        <w:t>3. (2分) 类成员的访问控制符有public、protected、______和默认4种。</w:t>
-      </w:r>
-    </w:p>
-    <w:p>
-      <w:r>
-        <w:rPr>
-          <w:rFonts w:ascii="宋体" w:hAnsi="宋体" w:cs="宋体" w:eastAsia="宋体"/>
-          <w:sz w:val="21"/>
-        </w:rPr>
-        <w:t>4. (2分) ______指那些类定义代码被置于其他类定义中的类。</w:t>
-      </w:r>
-    </w:p>
-    <w:p>
-      <w:r>
-        <w:rPr>
-          <w:rFonts w:ascii="宋体" w:hAnsi="宋体" w:cs="宋体" w:eastAsia="宋体"/>
-          <w:sz w:val="21"/>
-        </w:rPr>
-        <w:t>5. (2分) 抛出异常、生成异常对象都可以通过______语句实现。</w:t>
+        <w:t>二、多选题（共1题，共2分）</w:t>
+      </w:r>
+    </w:p>
+    <w:p>
+      <w:r>
+        <w:rPr>
+          <w:rFonts w:ascii="宋体" w:hAnsi="宋体" w:cs="宋体" w:eastAsia="宋体"/>
+          <w:sz w:val="21"/>
+        </w:rPr>
+        <w:t>1. (2分) 以下属于面向对象核心特征的是（两项）：</w:t>
+      </w:r>
+    </w:p>
+    <w:p>
+      <w:pPr>
+        <w:ind w:left="720"/>
+      </w:pPr>
+      <w:r>
+        <w:rPr>
+          <w:rFonts w:ascii="宋体" w:hAnsi="宋体" w:cs="宋体" w:eastAsia="宋体"/>
+          <w:sz w:val="21"/>
+        </w:rPr>
+        <w:t>A. 重载</w:t>
+      </w:r>
+    </w:p>
+    <w:p>
+      <w:pPr>
+        <w:ind w:left="720"/>
+      </w:pPr>
+      <w:r>
+        <w:rPr>
+          <w:rFonts w:ascii="宋体" w:hAnsi="宋体" w:cs="宋体" w:eastAsia="宋体"/>
+          <w:sz w:val="21"/>
+        </w:rPr>
+        <w:t>B. 重写</w:t>
+      </w:r>
+    </w:p>
+    <w:p>
+      <w:pPr>
+        <w:ind w:left="720"/>
+      </w:pPr>
+      <w:r>
+        <w:rPr>
+          <w:rFonts w:ascii="宋体" w:hAnsi="宋体" w:cs="宋体" w:eastAsia="宋体"/>
+          <w:sz w:val="21"/>
+        </w:rPr>
+        <w:t>C. 封装</w:t>
+      </w:r>
+    </w:p>
+    <w:p>
+      <w:pPr>
+        <w:ind w:left="720"/>
+      </w:pPr>
+      <w:r>
+        <w:rPr>
+          <w:rFonts w:ascii="宋体" w:hAnsi="宋体" w:cs="宋体" w:eastAsia="宋体"/>
+          <w:sz w:val="21"/>
+        </w:rPr>
+        <w:t>D. 继承</w:t>
       </w:r>
     </w:p>
     <w:p>
@@ -984,7 +939,61 @@
           <w:sz w:val="24"/>
           <w:rFonts w:ascii="黑体" w:hAnsi="黑体" w:cs="黑体" w:eastAsia="黑体"/>
         </w:rPr>
-        <w:t>三、程序分析题 （需要写出分析过程）（共2题，共10分）</w:t>
+        <w:t>三、填空题（共5题，共10分）</w:t>
+      </w:r>
+    </w:p>
+    <w:p>
+      <w:r>
+        <w:rPr>
+          <w:rFonts w:ascii="宋体" w:hAnsi="宋体" w:cs="宋体" w:eastAsia="宋体"/>
+          <w:sz w:val="21"/>
+        </w:rPr>
+        <w:t>1. (2分) 结构化程序中最简单的结构是______。</w:t>
+      </w:r>
+    </w:p>
+    <w:p>
+      <w:r>
+        <w:rPr>
+          <w:rFonts w:ascii="宋体" w:hAnsi="宋体" w:cs="宋体" w:eastAsia="宋体"/>
+          <w:sz w:val="21"/>
+        </w:rPr>
+        <w:t>2. (2分) 数据类型转换方式分为自动类型转换和______两种。</w:t>
+      </w:r>
+    </w:p>
+    <w:p>
+      <w:r>
+        <w:rPr>
+          <w:rFonts w:ascii="宋体" w:hAnsi="宋体" w:cs="宋体" w:eastAsia="宋体"/>
+          <w:sz w:val="21"/>
+        </w:rPr>
+        <w:t>3. (2分) 类成员的访问控制符有public、protected、______和默认4种。</w:t>
+      </w:r>
+    </w:p>
+    <w:p>
+      <w:r>
+        <w:rPr>
+          <w:rFonts w:ascii="宋体" w:hAnsi="宋体" w:cs="宋体" w:eastAsia="宋体"/>
+          <w:sz w:val="21"/>
+        </w:rPr>
+        <w:t>4. (2分) ______指那些类定义代码被置于其他类定义中的类。</w:t>
+      </w:r>
+    </w:p>
+    <w:p>
+      <w:r>
+        <w:rPr>
+          <w:rFonts w:ascii="宋体" w:hAnsi="宋体" w:cs="宋体" w:eastAsia="宋体"/>
+          <w:sz w:val="21"/>
+        </w:rPr>
+        <w:t>5. (2分) 抛出异常、生成异常对象都可以通过______语句实现。</w:t>
+      </w:r>
+    </w:p>
+    <w:p>
+      <w:r>
+        <w:rPr>
+          <w:sz w:val="24"/>
+          <w:rFonts w:ascii="黑体" w:hAnsi="黑体" w:cs="黑体" w:eastAsia="黑体"/>
+        </w:rPr>
+        <w:t>四、程序分析题 （需要写出分析过程）（共2题，共10分）</w:t>
       </w:r>
     </w:p>
     <w:p>
@@ -1134,31 +1143,6 @@
     </w:p>
     <w:p>
       <w:r>
-        <w:t/>
-      </w:r>
-    </w:p>
-    <w:p>
-      <w:r>
-        <w:t/>
-      </w:r>
-    </w:p>
-    <w:p>
-      <w:r>
-        <w:t/>
-      </w:r>
-    </w:p>
-    <w:p>
-      <w:r>
-        <w:t/>
-      </w:r>
-    </w:p>
-    <w:p>
-      <w:r>
-        <w:t/>
-      </w:r>
-    </w:p>
-    <w:p>
-      <w:r>
         <w:rPr>
           <w:rFonts w:ascii="宋体" w:hAnsi="宋体" w:cs="宋体" w:eastAsia="宋体"/>
           <w:sz w:val="21"/>
@@ -1230,36 +1214,86 @@
     </w:p>
     <w:p>
       <w:r>
-        <w:t/>
-      </w:r>
-    </w:p>
-    <w:p>
-      <w:r>
-        <w:t/>
-      </w:r>
-    </w:p>
-    <w:p>
-      <w:r>
-        <w:t/>
-      </w:r>
-    </w:p>
-    <w:p>
-      <w:r>
-        <w:t/>
-      </w:r>
-    </w:p>
-    <w:p>
-      <w:r>
-        <w:t/>
-      </w:r>
-    </w:p>
-    <w:p>
-      <w:r>
         <w:rPr>
           <w:sz w:val="24"/>
           <w:rFonts w:ascii="黑体" w:hAnsi="黑体" w:cs="黑体" w:eastAsia="黑体"/>
         </w:rPr>
-        <w:t>四、编程题（共3题，共50分）</w:t>
+        <w:t>五、编程题（共3题，共50分）</w:t>
+      </w:r>
+    </w:p>
+    <w:p>
+      <w:pPr>
+        <w:ind w:left="480" w:hanging="240"/>
+      </w:pPr>
+      <w:r>
+        <w:rPr>
+          <w:color w:val="FF0000"/>
+          <w:rFonts w:ascii="宋体" w:hAnsi="宋体" w:cs="宋体" w:eastAsia="宋体"/>
+          <w:sz w:val="20"/>
+        </w:rPr>
+        <w:t xml:space="preserve">● </w:t>
+      </w:r>
+      <w:r>
+        <w:rPr>
+          <w:rFonts w:ascii="宋体" w:hAnsi="宋体" w:cs="宋体" w:eastAsia="宋体"/>
+          <w:sz w:val="21"/>
+        </w:rPr>
+        <w:t>测试时输入的方式可直接使用字符串定义，不使用键盘输入。</w:t>
+      </w:r>
+    </w:p>
+    <w:p>
+      <w:pPr>
+        <w:ind w:left="480" w:hanging="240"/>
+      </w:pPr>
+      <w:r>
+        <w:rPr>
+          <w:color w:val="FF0000"/>
+          <w:rFonts w:ascii="宋体" w:hAnsi="宋体" w:cs="宋体" w:eastAsia="宋体"/>
+          <w:sz w:val="20"/>
+        </w:rPr>
+        <w:t xml:space="preserve">● </w:t>
+      </w:r>
+      <w:r>
+        <w:rPr>
+          <w:rFonts w:ascii="宋体" w:hAnsi="宋体" w:cs="宋体" w:eastAsia="宋体"/>
+          <w:sz w:val="21"/>
+        </w:rPr>
+        <w:t>所有代码统一以文本格式粘贴在答题卡上的源代码框格中，如有需要可自行添加表格行数</w:t>
+      </w:r>
+    </w:p>
+    <w:p>
+      <w:pPr>
+        <w:ind w:left="480" w:hanging="240"/>
+      </w:pPr>
+      <w:r>
+        <w:rPr>
+          <w:color w:val="FF0000"/>
+          <w:rFonts w:ascii="宋体" w:hAnsi="宋体" w:cs="宋体" w:eastAsia="宋体"/>
+          <w:sz w:val="20"/>
+        </w:rPr>
+        <w:t xml:space="preserve">● </w:t>
+      </w:r>
+      <w:r>
+        <w:rPr>
+          <w:rFonts w:ascii="宋体" w:hAnsi="宋体" w:cs="宋体" w:eastAsia="宋体"/>
+          <w:sz w:val="21"/>
+        </w:rPr>
+        <w:t xml:space="preserve">Windows 10 截图快捷键 </w:t>
+      </w:r>
+      <w:r>
+        <w:rPr>
+          <w:color w:val="FF0000"/>
+          <w:rFonts w:ascii="宋体" w:hAnsi="宋体" w:cs="宋体" w:eastAsia="宋体"/>
+          <w:sz w:val="21"/>
+        </w:rPr>
+        <w:t>Win+Shift+S</w:t>
+      </w:r>
+      <w:r>
+        <w:rPr>
+          <w:rFonts w:ascii="宋体" w:hAnsi="宋体" w:cs="宋体" w:eastAsia="宋体"/>
+          <w:sz w:val="21"/>
+        </w:rPr>
+        <w:t>，选矩形截图。</w:t>
       </w:r>
     </w:p>
     <w:p>
@@ -1284,42 +1318,21 @@
         </w:rPr>
         <w:t>预期输出示例：</w:t>
       </w:r>
-      <w:r>
-        <w:br/>
-      </w:r>
-      <w:r>
-        <w:rPr>
-          <w:rFonts w:ascii="宋体" w:hAnsi="宋体" w:cs="宋体" w:eastAsia="宋体"/>
-          <w:sz w:val="21"/>
+    </w:p>
+    <w:p>
+      <w:pPr>
+        <w:shd w:val="clear" w:color="auto" w:fill="F4F4F4"/>
+        <w:spacing w:before="100" w:after="100"/>
+      </w:pPr>
+      <w:r>
+        <w:rPr>
+          <w:rFonts w:ascii="Consolas" w:hAnsi="Consolas" w:cs="Consolas" w:eastAsia="Consolas"/>
+          <w:sz w:val="20"/>
         </w:rPr>
         <w:t>1到100的累加和为: 5050</w:t>
       </w:r>
     </w:p>
-    <w:p>
-      <w:r>
-        <w:t/>
-      </w:r>
-    </w:p>
-    <w:p>
-      <w:r>
-        <w:t/>
-      </w:r>
-    </w:p>
-    <w:p>
-      <w:r>
-        <w:t/>
-      </w:r>
-    </w:p>
-    <w:p>
-      <w:r>
-        <w:t/>
-      </w:r>
-    </w:p>
-    <w:p>
-      <w:r>
-        <w:t/>
-      </w:r>
-    </w:p>
+    <w:p/>
     <w:p>
       <w:r>
         <w:rPr>
@@ -1340,17 +1353,17 @@
           <w:rFonts w:ascii="宋体" w:hAnsi="宋体" w:cs="宋体" w:eastAsia="宋体"/>
           <w:sz w:val="21"/>
         </w:rPr>
-        <w:t xml:space="preserve"> 类，要求如下：</w:t>
-      </w:r>
-      <w:r>
-        <w:br/>
-      </w:r>
-      <w:r>
-        <w:rPr>
-          <w:rFonts w:ascii="宋体" w:hAnsi="宋体" w:cs="宋体" w:eastAsia="宋体"/>
-          <w:sz w:val="21"/>
-        </w:rPr>
-        <w:t>1. 包含两个私有属性：</w:t>
+        <w:t xml:space="preserve"> 类，要求如下：  </w:t>
+      </w:r>
+      <w:r>
+        <w:br/>
+      </w:r>
+      <w:r>
+        <w:rPr>
+          <w:rFonts w:ascii="宋体" w:hAnsi="宋体" w:cs="宋体" w:eastAsia="宋体"/>
+          <w:sz w:val="21"/>
+        </w:rPr>
+        <w:t>(1) 包含两个私有属性：</w:t>
       </w:r>
       <w:r>
         <w:rPr>
@@ -1406,37 +1419,37 @@
           <w:rFonts w:ascii="宋体" w:hAnsi="宋体" w:cs="宋体" w:eastAsia="宋体"/>
           <w:sz w:val="21"/>
         </w:rPr>
-        <w:t xml:space="preserve"> 类型）。</w:t>
-      </w:r>
-      <w:r>
-        <w:br/>
-      </w:r>
-      <w:r>
-        <w:rPr>
-          <w:rFonts w:ascii="宋体" w:hAnsi="宋体" w:cs="宋体" w:eastAsia="宋体"/>
-          <w:sz w:val="21"/>
-        </w:rPr>
-        <w:t>2. 提供这两个属性对应的 Getter 和 Setter 方法。</w:t>
-      </w:r>
-      <w:r>
-        <w:br/>
-      </w:r>
-      <w:r>
-        <w:rPr>
-          <w:rFonts w:ascii="宋体" w:hAnsi="宋体" w:cs="宋体" w:eastAsia="宋体"/>
-          <w:sz w:val="21"/>
-        </w:rPr>
-        <w:t>3. 提供无参构造方法和有参构造方法。</w:t>
-      </w:r>
-      <w:r>
-        <w:br/>
-      </w:r>
-      <w:r>
-        <w:rPr>
-          <w:rFonts w:ascii="宋体" w:hAnsi="宋体" w:cs="宋体" w:eastAsia="宋体"/>
-          <w:sz w:val="21"/>
-        </w:rPr>
-        <w:t xml:space="preserve">4. 定义一个成员方法 </w:t>
+        <w:t xml:space="preserve"> 类型）。  </w:t>
+      </w:r>
+      <w:r>
+        <w:br/>
+      </w:r>
+      <w:r>
+        <w:rPr>
+          <w:rFonts w:ascii="宋体" w:hAnsi="宋体" w:cs="宋体" w:eastAsia="宋体"/>
+          <w:sz w:val="21"/>
+        </w:rPr>
+        <w:t xml:space="preserve">(2) 提供这两个属性对应的 Getter 和 Setter 方法。  </w:t>
+      </w:r>
+      <w:r>
+        <w:br/>
+      </w:r>
+      <w:r>
+        <w:rPr>
+          <w:rFonts w:ascii="宋体" w:hAnsi="宋体" w:cs="宋体" w:eastAsia="宋体"/>
+          <w:sz w:val="21"/>
+        </w:rPr>
+        <w:t xml:space="preserve">(3) 提供无参构造方法和有参构造方法。  </w:t>
+      </w:r>
+      <w:r>
+        <w:br/>
+      </w:r>
+      <w:r>
+        <w:rPr>
+          <w:rFonts w:ascii="宋体" w:hAnsi="宋体" w:cs="宋体" w:eastAsia="宋体"/>
+          <w:sz w:val="21"/>
+        </w:rPr>
+        <w:t xml:space="preserve">(4) 定义一个成员方法 </w:t>
       </w:r>
       <w:r>
         <w:rPr>
@@ -1464,17 +1477,17 @@
           <w:rFonts w:ascii="宋体" w:hAnsi="宋体" w:cs="宋体" w:eastAsia="宋体"/>
           <w:sz w:val="21"/>
         </w:rPr>
-        <w:t>。</w:t>
-      </w:r>
-      <w:r>
-        <w:br/>
-      </w:r>
-      <w:r>
-        <w:rPr>
-          <w:rFonts w:ascii="宋体" w:hAnsi="宋体" w:cs="宋体" w:eastAsia="宋体"/>
-          <w:sz w:val="21"/>
-        </w:rPr>
-        <w:t xml:space="preserve">5. 编写测试类，创建 </w:t>
+        <w:t xml:space="preserve">。  </w:t>
+      </w:r>
+      <w:r>
+        <w:br/>
+      </w:r>
+      <w:r>
+        <w:rPr>
+          <w:rFonts w:ascii="宋体" w:hAnsi="宋体" w:cs="宋体" w:eastAsia="宋体"/>
+          <w:sz w:val="21"/>
+        </w:rPr>
+        <w:t xml:space="preserve">(5) 编写测试类，创建 </w:t>
       </w:r>
       <w:r>
         <w:rPr>
@@ -1521,13 +1534,16 @@
         </w:rPr>
         <w:t>预期输出示例：</w:t>
       </w:r>
-      <w:r>
-        <w:br/>
-      </w:r>
-      <w:r>
-        <w:rPr>
-          <w:rFonts w:ascii="宋体" w:hAnsi="宋体" w:cs="宋体" w:eastAsia="宋体"/>
-          <w:sz w:val="21"/>
+    </w:p>
+    <w:p>
+      <w:pPr>
+        <w:shd w:val="clear" w:color="auto" w:fill="F4F4F4"/>
+        <w:spacing w:before="100" w:after="100"/>
+      </w:pPr>
+      <w:r>
+        <w:rPr>
+          <w:rFonts w:ascii="Consolas" w:hAnsi="Consolas" w:cs="Consolas" w:eastAsia="Consolas"/>
+          <w:sz w:val="20"/>
         </w:rPr>
         <w:t>驾驶一辆价值300000.0的奥迪汽车</w:t>
       </w:r>
@@ -1536,37 +1552,13 @@
       </w:r>
       <w:r>
         <w:rPr>
-          <w:rFonts w:ascii="宋体" w:hAnsi="宋体" w:cs="宋体" w:eastAsia="宋体"/>
-          <w:sz w:val="21"/>
+          <w:rFonts w:ascii="Consolas" w:hAnsi="Consolas" w:cs="Consolas" w:eastAsia="Consolas"/>
+          <w:sz w:val="20"/>
         </w:rPr>
         <w:t>驾驶一辆价值150000.0的比亚迪汽车</w:t>
       </w:r>
     </w:p>
-    <w:p>
-      <w:r>
-        <w:t/>
-      </w:r>
-    </w:p>
-    <w:p>
-      <w:r>
-        <w:t/>
-      </w:r>
-    </w:p>
-    <w:p>
-      <w:r>
-        <w:t/>
-      </w:r>
-    </w:p>
-    <w:p>
-      <w:r>
-        <w:t/>
-      </w:r>
-    </w:p>
-    <w:p>
-      <w:r>
-        <w:t/>
-      </w:r>
-    </w:p>
+    <w:p/>
     <w:p>
       <w:r>
         <w:rPr>
@@ -1642,37 +1634,37 @@
           <w:rFonts w:ascii="宋体" w:hAnsi="宋体" w:cs="宋体" w:eastAsia="宋体"/>
           <w:sz w:val="21"/>
         </w:rPr>
-        <w:t>要求：</w:t>
-      </w:r>
-      <w:r>
-        <w:br/>
-      </w:r>
-      <w:r>
-        <w:rPr>
-          <w:rFonts w:ascii="宋体" w:hAnsi="宋体" w:cs="宋体" w:eastAsia="宋体"/>
-          <w:sz w:val="21"/>
-        </w:rPr>
-        <w:t>1. 将 26 个大写字母按顺序存入集合中；</w:t>
-      </w:r>
-      <w:r>
-        <w:br/>
-      </w:r>
-      <w:r>
-        <w:rPr>
-          <w:rFonts w:ascii="宋体" w:hAnsi="宋体" w:cs="宋体" w:eastAsia="宋体"/>
-          <w:sz w:val="21"/>
-        </w:rPr>
-        <w:t>2. 使用循环或迭代器正序遍历并输出集合中的所有字母；</w:t>
-      </w:r>
-      <w:r>
-        <w:br/>
-      </w:r>
-      <w:r>
-        <w:rPr>
-          <w:rFonts w:ascii="宋体" w:hAnsi="宋体" w:cs="宋体" w:eastAsia="宋体"/>
-          <w:sz w:val="21"/>
-        </w:rPr>
-        <w:t xml:space="preserve">3. 再使用 </w:t>
+        <w:t xml:space="preserve">要求：  </w:t>
+      </w:r>
+      <w:r>
+        <w:br/>
+      </w:r>
+      <w:r>
+        <w:rPr>
+          <w:rFonts w:ascii="宋体" w:hAnsi="宋体" w:cs="宋体" w:eastAsia="宋体"/>
+          <w:sz w:val="21"/>
+        </w:rPr>
+        <w:t xml:space="preserve">(1) 将 26 个大写字母按顺序存入集合中；  </w:t>
+      </w:r>
+      <w:r>
+        <w:br/>
+      </w:r>
+      <w:r>
+        <w:rPr>
+          <w:rFonts w:ascii="宋体" w:hAnsi="宋体" w:cs="宋体" w:eastAsia="宋体"/>
+          <w:sz w:val="21"/>
+        </w:rPr>
+        <w:t xml:space="preserve">(2) 使用循环或迭代器正序遍历并输出集合中的所有字母；  </w:t>
+      </w:r>
+      <w:r>
+        <w:br/>
+      </w:r>
+      <w:r>
+        <w:rPr>
+          <w:rFonts w:ascii="宋体" w:hAnsi="宋体" w:cs="宋体" w:eastAsia="宋体"/>
+          <w:sz w:val="21"/>
+        </w:rPr>
+        <w:t xml:space="preserve">(3) 再使用 </w:t>
       </w:r>
       <w:r>
         <w:rPr>
@@ -1719,13 +1711,16 @@
         </w:rPr>
         <w:t>预期输出示例：</w:t>
       </w:r>
-      <w:r>
-        <w:br/>
-      </w:r>
-      <w:r>
-        <w:rPr>
-          <w:rFonts w:ascii="宋体" w:hAnsi="宋体" w:cs="宋体" w:eastAsia="宋体"/>
-          <w:sz w:val="21"/>
+    </w:p>
+    <w:p>
+      <w:pPr>
+        <w:shd w:val="clear" w:color="auto" w:fill="F4F4F4"/>
+        <w:spacing w:before="100" w:after="100"/>
+      </w:pPr>
+      <w:r>
+        <w:rPr>
+          <w:rFonts w:ascii="Consolas" w:hAnsi="Consolas" w:cs="Consolas" w:eastAsia="Consolas"/>
+          <w:sz w:val="20"/>
         </w:rPr>
         <w:t>正序输出：</w:t>
       </w:r>
@@ -1734,8 +1729,8 @@
       </w:r>
       <w:r>
         <w:rPr>
-          <w:rFonts w:ascii="宋体" w:hAnsi="宋体" w:cs="宋体" w:eastAsia="宋体"/>
-          <w:sz w:val="21"/>
+          <w:rFonts w:ascii="Consolas" w:hAnsi="Consolas" w:cs="Consolas" w:eastAsia="Consolas"/>
+          <w:sz w:val="20"/>
         </w:rPr>
         <w:t xml:space="preserve">A B C D E F G H I J K L M N O P Q R S T U V W X Y Z </w:t>
       </w:r>
@@ -1744,8 +1739,8 @@
       </w:r>
       <w:r>
         <w:rPr>
-          <w:rFonts w:ascii="宋体" w:hAnsi="宋体" w:cs="宋体" w:eastAsia="宋体"/>
-          <w:sz w:val="21"/>
+          <w:rFonts w:ascii="Consolas" w:hAnsi="Consolas" w:cs="Consolas" w:eastAsia="Consolas"/>
+          <w:sz w:val="20"/>
         </w:rPr>
         <w:t>逆序输出：</w:t>
       </w:r>
@@ -1754,37 +1749,13 @@
       </w:r>
       <w:r>
         <w:rPr>
-          <w:rFonts w:ascii="宋体" w:hAnsi="宋体" w:cs="宋体" w:eastAsia="宋体"/>
-          <w:sz w:val="21"/>
+          <w:rFonts w:ascii="Consolas" w:hAnsi="Consolas" w:cs="Consolas" w:eastAsia="Consolas"/>
+          <w:sz w:val="20"/>
         </w:rPr>
         <w:t>Z Y X W V U T S R Q P O N M L K J I H G F E D C B A</w:t>
       </w:r>
     </w:p>
-    <w:p>
-      <w:r>
-        <w:t/>
-      </w:r>
-    </w:p>
-    <w:p>
-      <w:r>
-        <w:t/>
-      </w:r>
-    </w:p>
-    <w:p>
-      <w:r>
-        <w:t/>
-      </w:r>
-    </w:p>
-    <w:p>
-      <w:r>
-        <w:t/>
-      </w:r>
-    </w:p>
-    <w:p>
-      <w:r>
-        <w:t/>
-      </w:r>
-    </w:p>
+    <w:p/>
     <w:sectPr>
       <w:pgMar w:top="1134" w:bottom="1134" w:left="1134" w:right="1134" w:header="851" w:footer="992" w:gutter="0"/>
     </w:sectPr>
